--- a/Clinical Pathophysiology I Exam 1/cp-exam-1-study-guide.docx
+++ b/Clinical Pathophysiology I Exam 1/cp-exam-1-study-guide.docx
@@ -19571,6 +19571,56 @@
           <w:i w:val="0"/>
         </w:rPr>
         <w:t xml:space="preserve"> (Professor Hugh G. Rappa, MD), Slides 1–43, and the PAJ 5101 syllabus instructional objectives a–l. Figures are reproduced from the lecture slides and each is cited to its slide.</w:t>
+      </w:r>
+    </w:p>
+    <w:p>
+      <w:pPr>
+        <w:spacing w:after="120"/>
+      </w:pPr>
+      <w:r>
+        <w:rPr>
+          <w:b w:val="0"/>
+          <w:i w:val="0"/>
+        </w:rPr>
+        <w:t>← Back to Homepage</w:t>
+      </w:r>
+    </w:p>
+    <w:p>
+      <w:pPr>
+        <w:spacing w:after="120"/>
+      </w:pPr>
+      <w:r>
+        <w:rPr>
+          <w:b w:val="0"/>
+          <w:i w:val="0"/>
+        </w:rPr>
+        <w:t>Built from your %s lecture decks for personal study · Class of 2028.</w:t>
+      </w:r>
+    </w:p>
+    <w:p>
+      <w:pPr>
+        <w:spacing w:after="120"/>
+      </w:pPr>
+      <w:r>
+        <w:rPr>
+          <w:b w:val="0"/>
+          <w:i w:val="0"/>
+        </w:rPr>
+        <w:t xml:space="preserve">★ </w:t>
+      </w:r>
+      <w:r>
+        <w:rPr>
+          <w:b w:val="0"/>
+          <w:i w:val="0"/>
+        </w:rPr>
+        <w:t>If you see any mistakes, click here to report it</w:t>
+      </w:r>
+      <w:r>
+        <w:rPr>
+          <w:b w:val="0"/>
+          <w:i w:val="0"/>
+        </w:rPr>
+        <w:t xml:space="preserve"> ★</w:t>
       </w:r>
     </w:p>
     <w:sectPr>
